--- a/downloads/teacher/04 Units/Unit 06 - Food Systems and Production - From Farm to Table/Lesson 06.02 - Local Seasonal and Global.docx
+++ b/downloads/teacher/04 Units/Unit 06 - Food Systems and Production - From Farm to Table/Lesson 06.02 - Local Seasonal and Global.docx
@@ -274,23 +274,41 @@
       <w:r>
         <w:t xml:space="preserve">By the end of this lesson, students will be able to:</w:t>
       </w:r>
-      <w:r>
-        <w:t xml:space="preserve"> </w:t>
-      </w:r>
-      <w:r>
-        <w:t xml:space="preserve">1. (Low: understand) Given the New York seasonal chart, identify at least eight foods that grow in New York and name the season for each.</w:t>
-      </w:r>
-      <w:r>
-        <w:t xml:space="preserve"> </w:t>
-      </w:r>
-      <w:r>
-        <w:t xml:space="preserve">2. (Mid: apply) Build one January meal and one July meal from what is local and available in that month, and label each item with its source: local, state, national, or global.</w:t>
-      </w:r>
-      <w:r>
-        <w:t xml:space="preserve"> </w:t>
-      </w:r>
-      <w:r>
-        <w:t xml:space="preserve">3. (High: evaluate) Weigh the four trade-offs of buying local (cost, taste, availability, jobs) for one food, and decide whether you would pay more for it, with a reason for each trade-off.</w:t>
+    </w:p>
+    <w:p>
+      <w:pPr>
+        <w:numPr>
+          <w:ilvl w:val="0"/>
+          <w:numId w:val="1002"/>
+        </w:numPr>
+        <w:pStyle w:val="Compact"/>
+      </w:pPr>
+      <w:r>
+        <w:t xml:space="preserve">(Low: understand) Given the New York seasonal chart, identify at least eight foods that grow in New York and name the season for each.</w:t>
+      </w:r>
+    </w:p>
+    <w:p>
+      <w:pPr>
+        <w:numPr>
+          <w:ilvl w:val="0"/>
+          <w:numId w:val="1002"/>
+        </w:numPr>
+        <w:pStyle w:val="Compact"/>
+      </w:pPr>
+      <w:r>
+        <w:t xml:space="preserve">(Mid: apply) Build one January meal and one July meal from what is local and available in that month, and label each item with its source: local, state, national, or global.</w:t>
+      </w:r>
+    </w:p>
+    <w:p>
+      <w:pPr>
+        <w:numPr>
+          <w:ilvl w:val="0"/>
+          <w:numId w:val="1002"/>
+        </w:numPr>
+        <w:pStyle w:val="Compact"/>
+      </w:pPr>
+      <w:r>
+        <w:t xml:space="preserve">(High: evaluate) Weigh the four trade-offs of buying local (cost, taste, availability, jobs) for one food, and decide whether you would pay more for it, with a reason for each trade-off.</w:t>
       </w:r>
     </w:p>
     <w:p>
@@ -340,7 +358,7 @@
       <w:pPr>
         <w:numPr>
           <w:ilvl w:val="0"/>
-          <w:numId w:val="1002"/>
+          <w:numId w:val="1003"/>
         </w:numPr>
         <w:pStyle w:val="Compact"/>
       </w:pPr>
@@ -358,7 +376,7 @@
       <w:pPr>
         <w:numPr>
           <w:ilvl w:val="0"/>
-          <w:numId w:val="1002"/>
+          <w:numId w:val="1003"/>
         </w:numPr>
         <w:pStyle w:val="Compact"/>
       </w:pPr>
@@ -370,7 +388,7 @@
       <w:pPr>
         <w:numPr>
           <w:ilvl w:val="0"/>
-          <w:numId w:val="1002"/>
+          <w:numId w:val="1003"/>
         </w:numPr>
         <w:pStyle w:val="Compact"/>
       </w:pPr>
@@ -382,7 +400,7 @@
       <w:pPr>
         <w:numPr>
           <w:ilvl w:val="0"/>
-          <w:numId w:val="1002"/>
+          <w:numId w:val="1003"/>
         </w:numPr>
         <w:pStyle w:val="Compact"/>
       </w:pPr>
@@ -403,7 +421,7 @@
       <w:pPr>
         <w:numPr>
           <w:ilvl w:val="0"/>
-          <w:numId w:val="1002"/>
+          <w:numId w:val="1003"/>
         </w:numPr>
         <w:pStyle w:val="Compact"/>
       </w:pPr>
@@ -415,7 +433,7 @@
       <w:pPr>
         <w:numPr>
           <w:ilvl w:val="0"/>
-          <w:numId w:val="1002"/>
+          <w:numId w:val="1003"/>
         </w:numPr>
         <w:pStyle w:val="Compact"/>
       </w:pPr>
@@ -842,55 +860,97 @@
       <w:r>
         <w:t xml:space="preserve">Monitor understanding:</w:t>
       </w:r>
-      <w:r>
-        <w:t xml:space="preserve"> </w:t>
-      </w:r>
-      <w:r>
-        <w:t xml:space="preserve">- Which month is the hardest to build a local meal in? Why that one?</w:t>
-      </w:r>
-      <w:r>
-        <w:t xml:space="preserve"> </w:t>
-      </w:r>
-      <w:r>
-        <w:t xml:space="preserve">- Is a potato in February local, or is it stored? What is the difference?</w:t>
-      </w:r>
-      <w:r>
-        <w:t xml:space="preserve"> </w:t>
-      </w:r>
-      <w:r>
-        <w:t xml:space="preserve">- Your meal has a banana in January. What is the source label for it?</w:t>
-      </w:r>
-    </w:p>
-    <w:p>
-      <w:pPr>
-        <w:pStyle w:val="BodyText"/>
+    </w:p>
+    <w:p>
+      <w:pPr>
+        <w:numPr>
+          <w:ilvl w:val="0"/>
+          <w:numId w:val="1004"/>
+        </w:numPr>
+        <w:pStyle w:val="Compact"/>
+      </w:pPr>
+      <w:r>
+        <w:t xml:space="preserve">Which month is the hardest to build a local meal in? Why that one?</w:t>
+      </w:r>
+    </w:p>
+    <w:p>
+      <w:pPr>
+        <w:numPr>
+          <w:ilvl w:val="0"/>
+          <w:numId w:val="1004"/>
+        </w:numPr>
+        <w:pStyle w:val="Compact"/>
+      </w:pPr>
+      <w:r>
+        <w:t xml:space="preserve">Is a potato in February local, or is it stored? What is the difference?</w:t>
+      </w:r>
+    </w:p>
+    <w:p>
+      <w:pPr>
+        <w:numPr>
+          <w:ilvl w:val="0"/>
+          <w:numId w:val="1004"/>
+        </w:numPr>
+        <w:pStyle w:val="Compact"/>
+      </w:pPr>
+      <w:r>
+        <w:t xml:space="preserve">Your meal has a banana in January. What is the source label for it?</w:t>
+      </w:r>
+    </w:p>
+    <w:p>
+      <w:pPr>
+        <w:pStyle w:val="FirstParagraph"/>
       </w:pPr>
       <w:r>
         <w:t xml:space="preserve">Deepen learning:</w:t>
       </w:r>
-      <w:r>
-        <w:t xml:space="preserve"> </w:t>
-      </w:r>
-      <w:r>
-        <w:t xml:space="preserve">- A farmers market tomato costs more than a supermarket tomato. Who gets the extra dollar, and what do they do with it?</w:t>
-      </w:r>
-      <w:r>
-        <w:t xml:space="preserve"> </w:t>
-      </w:r>
-      <w:r>
-        <w:t xml:space="preserve">- If every family here bought only local food in February, what would they eat? Is that a plan or a slogan?</w:t>
-      </w:r>
-      <w:r>
-        <w:t xml:space="preserve"> </w:t>
-      </w:r>
-      <w:r>
-        <w:t xml:space="preserve">- The school could grow something. What would actually be worth growing here, and who would take care of it in July?</w:t>
-      </w:r>
-      <w:r>
-        <w:t xml:space="preserve"> </w:t>
-      </w:r>
-      <w:r>
-        <w:t xml:space="preserve">- Your grandparents ate fewer fresh vegetables in winter than you do. Is that a loss or a gain?</w:t>
+    </w:p>
+    <w:p>
+      <w:pPr>
+        <w:numPr>
+          <w:ilvl w:val="0"/>
+          <w:numId w:val="1005"/>
+        </w:numPr>
+        <w:pStyle w:val="Compact"/>
+      </w:pPr>
+      <w:r>
+        <w:t xml:space="preserve">A farmers market tomato costs more than a supermarket tomato. Who gets the extra dollar, and what do they do with it?</w:t>
+      </w:r>
+    </w:p>
+    <w:p>
+      <w:pPr>
+        <w:numPr>
+          <w:ilvl w:val="0"/>
+          <w:numId w:val="1005"/>
+        </w:numPr>
+        <w:pStyle w:val="Compact"/>
+      </w:pPr>
+      <w:r>
+        <w:t xml:space="preserve">If every family here bought only local food in February, what would they eat? Is that a plan or a slogan?</w:t>
+      </w:r>
+    </w:p>
+    <w:p>
+      <w:pPr>
+        <w:numPr>
+          <w:ilvl w:val="0"/>
+          <w:numId w:val="1005"/>
+        </w:numPr>
+        <w:pStyle w:val="Compact"/>
+      </w:pPr>
+      <w:r>
+        <w:t xml:space="preserve">The school could grow something. What would actually be worth growing here, and who would take care of it in July?</w:t>
+      </w:r>
+    </w:p>
+    <w:p>
+      <w:pPr>
+        <w:numPr>
+          <w:ilvl w:val="0"/>
+          <w:numId w:val="1005"/>
+        </w:numPr>
+        <w:pStyle w:val="Compact"/>
+      </w:pPr>
+      <w:r>
+        <w:t xml:space="preserve">Your grandparents ate fewer fresh vegetables in winter than you do. Is that a loss or a gain?</w:t>
       </w:r>
     </w:p>
     <w:p>
@@ -1039,7 +1099,7 @@
       <w:pPr>
         <w:numPr>
           <w:ilvl w:val="0"/>
-          <w:numId w:val="1003"/>
+          <w:numId w:val="1006"/>
         </w:numPr>
         <w:pStyle w:val="Compact"/>
       </w:pPr>
@@ -1063,7 +1123,7 @@
       <w:pPr>
         <w:numPr>
           <w:ilvl w:val="0"/>
-          <w:numId w:val="1003"/>
+          <w:numId w:val="1006"/>
         </w:numPr>
         <w:pStyle w:val="Compact"/>
       </w:pPr>
@@ -1075,7 +1135,7 @@
       <w:pPr>
         <w:numPr>
           <w:ilvl w:val="0"/>
-          <w:numId w:val="1003"/>
+          <w:numId w:val="1006"/>
         </w:numPr>
         <w:pStyle w:val="Compact"/>
       </w:pPr>
@@ -1087,7 +1147,7 @@
       <w:pPr>
         <w:numPr>
           <w:ilvl w:val="0"/>
-          <w:numId w:val="1003"/>
+          <w:numId w:val="1006"/>
         </w:numPr>
         <w:pStyle w:val="Compact"/>
       </w:pPr>
@@ -1099,7 +1159,7 @@
       <w:pPr>
         <w:numPr>
           <w:ilvl w:val="0"/>
-          <w:numId w:val="1003"/>
+          <w:numId w:val="1006"/>
         </w:numPr>
         <w:pStyle w:val="Compact"/>
       </w:pPr>
@@ -1111,7 +1171,7 @@
       <w:pPr>
         <w:numPr>
           <w:ilvl w:val="0"/>
-          <w:numId w:val="1003"/>
+          <w:numId w:val="1006"/>
         </w:numPr>
         <w:pStyle w:val="Compact"/>
       </w:pPr>
@@ -1412,7 +1472,7 @@
       <w:pPr>
         <w:numPr>
           <w:ilvl w:val="0"/>
-          <w:numId w:val="1004"/>
+          <w:numId w:val="1007"/>
         </w:numPr>
         <w:pStyle w:val="Compact"/>
       </w:pPr>
@@ -1436,7 +1496,7 @@
       <w:pPr>
         <w:numPr>
           <w:ilvl w:val="0"/>
-          <w:numId w:val="1004"/>
+          <w:numId w:val="1007"/>
         </w:numPr>
         <w:pStyle w:val="Compact"/>
       </w:pPr>
@@ -1448,7 +1508,7 @@
       <w:pPr>
         <w:numPr>
           <w:ilvl w:val="0"/>
-          <w:numId w:val="1004"/>
+          <w:numId w:val="1007"/>
         </w:numPr>
         <w:pStyle w:val="Compact"/>
       </w:pPr>
@@ -1481,7 +1541,7 @@
       <w:pPr>
         <w:numPr>
           <w:ilvl w:val="0"/>
-          <w:numId w:val="1004"/>
+          <w:numId w:val="1007"/>
         </w:numPr>
         <w:pStyle w:val="Compact"/>
       </w:pPr>
@@ -1493,7 +1553,7 @@
       <w:pPr>
         <w:numPr>
           <w:ilvl w:val="0"/>
-          <w:numId w:val="1004"/>
+          <w:numId w:val="1007"/>
         </w:numPr>
         <w:pStyle w:val="Compact"/>
       </w:pPr>
@@ -1505,7 +1565,7 @@
       <w:pPr>
         <w:numPr>
           <w:ilvl w:val="0"/>
-          <w:numId w:val="1004"/>
+          <w:numId w:val="1007"/>
         </w:numPr>
         <w:pStyle w:val="Compact"/>
       </w:pPr>
@@ -1536,7 +1596,7 @@
       <w:pPr>
         <w:numPr>
           <w:ilvl w:val="0"/>
-          <w:numId w:val="1005"/>
+          <w:numId w:val="1008"/>
         </w:numPr>
         <w:pStyle w:val="Compact"/>
       </w:pPr>
@@ -1548,7 +1608,7 @@
       <w:pPr>
         <w:numPr>
           <w:ilvl w:val="0"/>
-          <w:numId w:val="1005"/>
+          <w:numId w:val="1008"/>
         </w:numPr>
         <w:pStyle w:val="Compact"/>
       </w:pPr>
@@ -1560,7 +1620,7 @@
       <w:pPr>
         <w:numPr>
           <w:ilvl w:val="0"/>
-          <w:numId w:val="1005"/>
+          <w:numId w:val="1008"/>
         </w:numPr>
         <w:pStyle w:val="Compact"/>
       </w:pPr>
@@ -1590,7 +1650,7 @@
       <w:pPr>
         <w:numPr>
           <w:ilvl w:val="0"/>
-          <w:numId w:val="1005"/>
+          <w:numId w:val="1008"/>
         </w:numPr>
         <w:pStyle w:val="Compact"/>
       </w:pPr>
@@ -1602,7 +1662,7 @@
       <w:pPr>
         <w:numPr>
           <w:ilvl w:val="0"/>
-          <w:numId w:val="1005"/>
+          <w:numId w:val="1008"/>
         </w:numPr>
         <w:pStyle w:val="Compact"/>
       </w:pPr>
@@ -1614,7 +1674,7 @@
       <w:pPr>
         <w:numPr>
           <w:ilvl w:val="0"/>
-          <w:numId w:val="1005"/>
+          <w:numId w:val="1008"/>
         </w:numPr>
         <w:pStyle w:val="Compact"/>
       </w:pPr>
@@ -1910,6 +1970,118 @@
       </w:pPr>
     </w:lvl>
   </w:abstractNum>
+  <w:abstractNum w:abstractNumId="99411">
+    <w:nsid w:val="71315dca"/>
+    <w:multiLevelType w:val="multilevel"/>
+    <w:lvl w:ilvl="0">
+      <w:start w:val="1"/>
+      <w:numFmt w:val="decimal"/>
+      <w:lvlText w:val="%1."/>
+      <w:lvlJc w:val="left"/>
+      <w:pPr>
+        <w:tabs>
+          <w:tab w:val="num" w:pos="0"/>
+        </w:tabs>
+        <w:ind w:left="480" w:hanging="480"/>
+      </w:pPr>
+    </w:lvl>
+    <w:lvl w:ilvl="1">
+      <w:start w:val="1"/>
+      <w:numFmt w:val="decimal"/>
+      <w:lvlText w:val="%2."/>
+      <w:lvlJc w:val="left"/>
+      <w:pPr>
+        <w:tabs>
+          <w:tab w:val="num" w:pos="720"/>
+        </w:tabs>
+        <w:ind w:left="1200" w:hanging="480"/>
+      </w:pPr>
+    </w:lvl>
+    <w:lvl w:ilvl="2">
+      <w:start w:val="1"/>
+      <w:numFmt w:val="decimal"/>
+      <w:lvlText w:val="%3."/>
+      <w:lvlJc w:val="left"/>
+      <w:pPr>
+        <w:tabs>
+          <w:tab w:val="num" w:pos="1440"/>
+        </w:tabs>
+        <w:ind w:left="1920" w:hanging="480"/>
+      </w:pPr>
+    </w:lvl>
+    <w:lvl w:ilvl="3">
+      <w:start w:val="1"/>
+      <w:numFmt w:val="decimal"/>
+      <w:lvlText w:val="%4."/>
+      <w:lvlJc w:val="left"/>
+      <w:pPr>
+        <w:tabs>
+          <w:tab w:val="num" w:pos="2160"/>
+        </w:tabs>
+        <w:ind w:left="2640" w:hanging="480"/>
+      </w:pPr>
+    </w:lvl>
+    <w:lvl w:ilvl="4">
+      <w:start w:val="1"/>
+      <w:numFmt w:val="decimal"/>
+      <w:lvlText w:val="%5."/>
+      <w:lvlJc w:val="left"/>
+      <w:pPr>
+        <w:tabs>
+          <w:tab w:val="num" w:pos="2880"/>
+        </w:tabs>
+        <w:ind w:left="3360" w:hanging="480"/>
+      </w:pPr>
+    </w:lvl>
+    <w:lvl w:ilvl="5">
+      <w:start w:val="1"/>
+      <w:numFmt w:val="decimal"/>
+      <w:lvlText w:val="%6."/>
+      <w:lvlJc w:val="left"/>
+      <w:pPr>
+        <w:tabs>
+          <w:tab w:val="num" w:pos="3600"/>
+        </w:tabs>
+        <w:ind w:left="4080" w:hanging="480"/>
+      </w:pPr>
+    </w:lvl>
+    <w:lvl w:ilvl="6">
+      <w:start w:val="1"/>
+      <w:numFmt w:val="decimal"/>
+      <w:lvlText w:val="%7."/>
+      <w:lvlJc w:val="left"/>
+      <w:pPr>
+        <w:tabs>
+          <w:tab w:val="num" w:pos="4320"/>
+        </w:tabs>
+        <w:ind w:left="4800" w:hanging="480"/>
+      </w:pPr>
+    </w:lvl>
+    <w:lvl w:ilvl="7">
+      <w:start w:val="1"/>
+      <w:numFmt w:val="decimal"/>
+      <w:lvlText w:val="%8."/>
+      <w:lvlJc w:val="left"/>
+      <w:pPr>
+        <w:tabs>
+          <w:tab w:val="num" w:pos="5040"/>
+        </w:tabs>
+        <w:ind w:left="5520" w:hanging="480"/>
+      </w:pPr>
+    </w:lvl>
+    <w:lvl w:ilvl="8">
+      <w:start w:val="1"/>
+      <w:numFmt w:val="decimal"/>
+      <w:lvlText w:val="%9."/>
+      <w:lvlJc w:val="left"/>
+      <w:pPr>
+        <w:tabs>
+          <w:tab w:val="num" w:pos="5760"/>
+        </w:tabs>
+        <w:ind w:left="6240" w:hanging="480"/>
+      </w:pPr>
+    </w:lvl>
+  </w:abstractNum>
   <w:num w:numId="1000">
     <w:abstractNumId w:val="990"/>
   </w:num>
@@ -1917,7 +2089,34 @@
     <w:abstractNumId w:val="991"/>
   </w:num>
   <w:num w:numId="1002">
-    <w:abstractNumId w:val="991"/>
+    <w:abstractNumId w:val="99411"/>
+    <w:lvlOverride w:ilvl="0">
+      <w:startOverride w:val="1"/>
+    </w:lvlOverride>
+    <w:lvlOverride w:ilvl="1">
+      <w:startOverride w:val="1"/>
+    </w:lvlOverride>
+    <w:lvlOverride w:ilvl="2">
+      <w:startOverride w:val="1"/>
+    </w:lvlOverride>
+    <w:lvlOverride w:ilvl="3">
+      <w:startOverride w:val="1"/>
+    </w:lvlOverride>
+    <w:lvlOverride w:ilvl="4">
+      <w:startOverride w:val="1"/>
+    </w:lvlOverride>
+    <w:lvlOverride w:ilvl="5">
+      <w:startOverride w:val="1"/>
+    </w:lvlOverride>
+    <w:lvlOverride w:ilvl="6">
+      <w:startOverride w:val="1"/>
+    </w:lvlOverride>
+    <w:lvlOverride w:ilvl="7">
+      <w:startOverride w:val="1"/>
+    </w:lvlOverride>
+    <w:lvlOverride w:ilvl="8">
+      <w:startOverride w:val="1"/>
+    </w:lvlOverride>
   </w:num>
   <w:num w:numId="1003">
     <w:abstractNumId w:val="991"/>
@@ -1926,6 +2125,15 @@
     <w:abstractNumId w:val="991"/>
   </w:num>
   <w:num w:numId="1005">
+    <w:abstractNumId w:val="991"/>
+  </w:num>
+  <w:num w:numId="1006">
+    <w:abstractNumId w:val="991"/>
+  </w:num>
+  <w:num w:numId="1007">
+    <w:abstractNumId w:val="991"/>
+  </w:num>
+  <w:num w:numId="1008">
     <w:abstractNumId w:val="991"/>
   </w:num>
 </w:numbering>

--- a/downloads/teacher/04 Units/Unit 06 - Food Systems and Production - From Farm to Table/Lesson 06.02 - Local Seasonal and Global.docx
+++ b/downloads/teacher/04 Units/Unit 06 - Food Systems and Production - From Farm to Table/Lesson 06.02 - Local Seasonal and Global.docx
@@ -212,7 +212,7 @@
         <w:pStyle w:val="FirstParagraph"/>
       </w:pPr>
       <w:r>
-        <w:t xml:space="preserve">(The region being studied in FSP 2. a) and b) is our own: Long Island and New York State. Lesson 6.10 studies three other regions. National FCS 14.1.4 is quoted exactly as the source prints it, with no closing period.)</w:t>
+        <w:t xml:space="preserve">(The region being studied in FSP 2. a) and b) is our own: Long Island and New York State. Lesson 6.10 studies three other regions.)</w:t>
       </w:r>
     </w:p>
     <w:p>
@@ -826,7 +826,7 @@
               <w:jc w:val="left"/>
             </w:pPr>
             <w:r>
-              <w:t xml:space="preserve">Two pairs read their January meal. Everyone writes the one-food decision and the four reasons on the handout.</w:t>
+              <w:t xml:space="preserve">Three pairs read their January meal. Everyone writes the one-food decision and the four reasons on the handout.</w:t>
             </w:r>
           </w:p>
         </w:tc>
@@ -1407,7 +1407,7 @@
               <w:jc w:val="left"/>
             </w:pPr>
             <w:r>
-              <w:t xml:space="preserve">Formative; the decision needs a reason in all four rows. Assessed summatively on the Food Systems Quiz, items 3, 4, and 12</w:t>
+              <w:t xml:space="preserve">Formative; the decision needs a reason in all four rows. Assessed summatively on the Food Systems Quiz, items 3 to 6</w:t>
             </w:r>
           </w:p>
         </w:tc>
@@ -1447,15 +1447,6 @@
       </w:pPr>
       <w:r>
         <w:t xml:space="preserve">Science: growing season, climate, and greenhouse energy use line up with the earth science unit on climate and seasons; science gives the why, FACS gives the grocery cart. Social studies: trade routes and immigration explain half of what is in a Long Island supermarket. Community: a farm stand, a farmers market manager, or a CSA farmer for a ten-minute visit in spring or fall.</w:t>
-      </w:r>
-      <w:r>
-        <w:t xml:space="preserve"> </w:t>
-      </w:r>
-      <w:r>
-        <w:rPr>
-          <w:rStyle w:val="TeacherNote"/>
-        </w:rPr>
-        <w:t xml:space="preserve">[Sal: Long Island has working farms east of you and farm stands closer; a printed CSA share list from one of them makes this lesson concrete.]</w:t>
       </w:r>
     </w:p>
     <w:p>
@@ -1527,15 +1518,6 @@
       <w:r>
         <w:t xml:space="preserve">, section 2.</w:t>
       </w:r>
-      <w:r>
-        <w:t xml:space="preserve"> </w:t>
-      </w:r>
-      <w:r>
-        <w:rPr>
-          <w:rStyle w:val="TeacherNote"/>
-        </w:rPr>
-        <w:t xml:space="preserve">[Sal: confirm against the NYSED PDF.]</w:t>
-      </w:r>
     </w:p>
     <w:p>
       <w:pPr>
@@ -1572,15 +1554,6 @@
       <w:r>
         <w:t xml:space="preserve">The seasonal chart on the handout is built from the general New York growing calendar.</w:t>
       </w:r>
-      <w:r>
-        <w:t xml:space="preserve"> </w:t>
-      </w:r>
-      <w:r>
-        <w:rPr>
-          <w:rStyle w:val="TeacherNote"/>
-        </w:rPr>
-        <w:t xml:space="preserve">[Sal: check it once against the NYS Department of Agriculture and Markets availability calendar or a local farm stand’s own list, and fix any month that is wrong for your part of the Island.]</w:t>
-      </w:r>
     </w:p>
     <w:p>
       <w:pPr>
@@ -1668,21 +1641,6 @@
       </w:pPr>
       <w:r>
         <w:t xml:space="preserve">Tape the four source sticky notes onto the wall paths at the start and leave them. The wall keeps building through the topic.</w:t>
-      </w:r>
-    </w:p>
-    <w:p>
-      <w:pPr>
-        <w:numPr>
-          <w:ilvl w:val="0"/>
-          <w:numId w:val="1008"/>
-        </w:numPr>
-        <w:pStyle w:val="Compact"/>
-      </w:pPr>
-      <w:r>
-        <w:rPr>
-          <w:rStyle w:val="TeacherNote"/>
-        </w:rPr>
-        <w:t xml:space="preserve">[Sal: if you ran the $40 family project in Unit 1, remind students what a tomato cost in their circular and ask what month that circular was from. They already have the data.]</w:t>
       </w:r>
     </w:p>
     <w:sectPr>
